--- a/report/final_report.docx
+++ b/report/final_report.docx
@@ -34,7 +34,7 @@
     </w:p>
     <w:p>
       <w:r>
-        <w:t>Data: real datasets only — no synthetic data. Primary: ISL-Hindi Character Dataset (48,000 images, 40 classes); IEEE ISL Fingerspelling (35 classes, manual download); sentence-level ISL-CSLTR / ISH-News (Colab-scale).</w:t>
+        <w:t>Data: real datasets only — no synthetic data. Primary FREE (no login, same A-Z type): RealSign ISL (26 classes; Train 18,198 + Test 5,200 + Val 2,579, 4 signers) + Ayeshatasnim ISL (26 classes, 12,637 images); secondary Hindi 40-class + open sentence-level sets.</w:t>
       </w:r>
     </w:p>
     <w:p>
@@ -85,32 +85,32 @@
     </w:p>
     <w:p>
       <w:r>
-        <w:t>Dataset source: ISL-Hindi Character Dataset via Kaggle (krishbhagat/indian-sign-language-hindi, mirror of krish09bha/isl-hindi-character-dataset): 40 Devanagari classes x 1200 images = 48,000 files, verified with src/verify_data.py and kagglehub cache. IEEE ISL Fingerspelling Image Dataset (35 classes A-Z+1-9, ~400/class, 3 signers) requires manual IEEE DataPort login; sentence-level ISL-CSLTR (700 videos, 100 sentences, 7 signers, 8.29GB) and open continuous fingerspelling (1308 segments, kirandevraj.github.io/ISL-Fingerspelling) are Colab-scale.</w:t>
+        <w:t>Dataset source: FREE same-type sets (no login) — RealSign (github.com/RealSign62/RealSign-Indian-Sign-Language-Dataset, CC0-1.0, 4 signers: Training 26x700=18,198, Testing 26x200=5,200, Validation 26x100=2,579) + Ayeshatasnim (Apache-2.0, 26 classes, 12,637 images). Secondary: Hindi Kaggle 40x1200 (97% file-copy dups), IEEE 35-class (login-walled, covered by free A-Z), sentence-level ISLTranslate/iSign (Colab-scale).</w:t>
       </w:r>
     </w:p>
     <w:p>
       <w:r>
-        <w:t>Cleaning: PIL verify over 48,000 files — 0 corrupted. Image size is 128x128 actual (advertised 48x48 — documented mismatch). Missing values: none (no empty class).</w:t>
+        <w:t>Cleaning: PIL verify on RealSign Training — 0 corrupted. Sizes varied ~200-300px (real captures).</w:t>
       </w:r>
     </w:p>
     <w:p>
       <w:r>
-        <w:t>Duplicates: md5 hashing found 1410 groups / 46,584 extra files (~97% copies, filenames contain 'Copy'). Training therefore dedups by hash (or group-wise split) to prevent leakage; EDA sample (200 files) shows the same pattern (41 groups/159 extra).</w:t>
+        <w:t>Duplicates: md5 — RealSign only 141 groups/144 extra (~0.8%, clean) vs Hindi 1410/46k (97% copies). Pipeline dedups by hash regardless.</w:t>
       </w:r>
     </w:p>
     <w:p>
       <w:r>
-        <w:t>Feature engineering: MediaPipe HandLandmarker, 21 landmarks x (x,y,z) = 63 dims, wrist-relative (subtract landmark 0), missing hand = 63 zeros. Local sample: 100% detection (0/200 no-hand).</w:t>
+        <w:t>Feature engineering: MediaPipe HandLandmarker, 21 landmarks x (x,y,z) = 63 dims, wrist-relative (subtract landmark 0), missing hand = 63 zeros. Local sample (26x10=260): 97.7% detection (6/260 no-hand).</w:t>
       </w:r>
     </w:p>
     <w:p>
       <w:r>
-        <w:t>Train/test split: 70/15/15 stratified (seed 42); signer-independent: Hindi set lacks signer IDs so Colab uses contributor-held-out where available (CSLTR 7 signers, fingerspelling 3 individuals) plus hash-level leakage check (zero md5 overlap across splits).</w:t>
+        <w:t>Train/test split: RealSign ships 700/200/100 train/test/val (use as-is); local sample re-splits 70/15/15 (seed 42). Signer-independent via RealSign's 4 signers + hash leakage check (0 overlap).</w:t>
       </w:r>
     </w:p>
     <w:p>
       <w:r>
-        <w:t>Data leakage check: verified — no duplicate hashes across train/val/test after dedup; IEEE/CSLTR signer IDs kept disjoint.</w:t>
+        <w:t>Data leakage check: verified — no duplicate hashes across train/val/test after dedup.</w:t>
       </w:r>
     </w:p>
     <w:p>
@@ -162,7 +162,7 @@
           <w:i/>
           <w:sz w:val="20"/>
         </w:rPr>
-        <w:t>Figure: Class distribution: 40 Hindi classes, 1200 each (balanced).</w:t>
+        <w:t>Figure: Class distribution: 26 A-Z classes, ~700 each in Training (balanced).</w:t>
       </w:r>
     </w:p>
     <w:p>
@@ -286,7 +286,7 @@
       <w:r>
         <w:t>Baselines (notebooks/ISL_Training_Colab.ipynb, Cells 4-6):</w:t>
         <w:br/>
-        <w:t>(1) Random Forest with GridSearch (n_estimators 100/200, max_depth None/20, 3-fold CV) on 63-d features. Strong tabular baseline; local sample reached 0.90 accuracy.</w:t>
+        <w:t>(1) Random Forest with GridSearch (n_estimators 100/200, max_depth None/20, 3-fold CV) on 63-d features. Strong tabular baseline; local RealSign sample reached 0.949 accuracy.</w:t>
         <w:br/>
         <w:t>(2) SVM RBF (C=10, StandardScaler, 8k subsample for speed) — margin baseline for small landmark data.</w:t>
         <w:br/>
@@ -295,7 +295,7 @@
     </w:p>
     <w:p>
       <w:r>
-        <w:t>Final CNN-BiLSTM (Cell 7): Conv2D block for spatial hand-shape features -&gt; Reshape to sequence -&gt; Bidirectional LSTM for finger co-articulation -&gt; Dropout -&gt; softmax over 40 classes. Hyperparameter tuning with KerasTuner RandomSearch (5 trials): filters 16-64, LSTM 32-128, dropout 0.2-0.5, lr 1e-4-1e-2 (log), 15 epochs search + 25 epochs final fit. Exports: isl_model.h5 and quantized isl_model.tflite (TFLiteConverter, Optimize.DEFAULT) for Flutter.</w:t>
+        <w:t>Final CNN-BiLSTM (Cell 7): Conv2D block for spatial hand-shape features -&gt; Reshape to sequence -&gt; Bidirectional LSTM for finger co-articulation -&gt; Dropout -&gt; softmax over 26 A-Z classes. Hyperparameter tuning with KerasTuner RandomSearch (5 trials): filters 16-64, LSTM 32-128, dropout 0.2-0.5, lr 1e-4-1e-2 (log), 15 epochs search + 25 epochs final fit. Exports: isl_model.h5 and quantized isl_model.tflite (TFLiteConverter, Optimize.DEFAULT) for Flutter.</w:t>
       </w:r>
     </w:p>
     <w:p>
@@ -318,7 +318,7 @@
     </w:p>
     <w:p>
       <w:r>
-        <w:t>Local preliminary (200-sample, RF n=50): test accuracy 0.90 — proves the pipeline end-to-end; full 48k deduped results are produced by running the Colab notebook and overwrite these figures. After Colab run, copy confusion_matrix.png and training_history.png into screenshots/ and re-run this script to refresh the report.</w:t>
+        <w:t>Local preliminary (RealSign 26x10=260, RF n=50): test accuracy 0.949 — proves the pipeline end-to-end; full 26k results are produced by running the Colab notebook and overwrite these figures. After Colab run, copy confusion_matrix.png and training_history.png into screenshots/ and re-run this script to refresh the report.</w:t>
       </w:r>
     </w:p>
     <w:p>
@@ -445,12 +445,12 @@
     </w:p>
     <w:p>
       <w:r>
-        <w:t>ML KPIs — (a) Test accuracy target &gt;=85% (sample RF 0.90; full run pending); (b) Weighted F1 target &gt;=0.85; (c) Latency target &lt;500ms frame-to-text (Colab Keras single-sample timed; app shows live TFLite ms); (d) ROC-AUC target &gt;=0.95 macro.</w:t>
+        <w:t>ML KPIs — (a) Test accuracy target &gt;=85% (RealSign sample RF 0.949; full run pending); (b) Weighted F1 target &gt;=0.85; (c) Latency target &lt;500ms frame-to-text (Colab Keras single-sample timed; app shows live TFLite ms); (d) ROC-AUC target &gt;=0.95 macro.</w:t>
       </w:r>
     </w:p>
     <w:p>
       <w:r>
-        <w:t>Data Quality KPIs — (a) Corruption rate target 0% (actual 0/48k); (b) Hand-detection coverage target &gt;=98% (actual 100% sample); (c) Cross-split duplicate overlap target 0% (enforced by md5 dedup; raw had 97% copies); (d) Class balance target max/min &lt;=1.2 (actual 1.0, perfectly balanced).</w:t>
+        <w:t>Data Quality KPIs — (a) Corruption rate target 0% (actual 0/18k RealSign train); (b) Hand-detection coverage target &gt;=98% (actual 97.7% sample); (c) Cross-split duplicate overlap target 0% (enforced by md5 dedup; raw RealSign only 0.8% copies); (d) Class balance target max/min &lt;=1.2 (actual 1.0, perfectly balanced).</w:t>
       </w:r>
     </w:p>
     <w:p>
@@ -600,7 +600,7 @@
     </w:p>
     <w:p>
       <w:r>
-        <w:t>Conclusion: a complete real-data ISL pipeline is built and verified locally — 48k real images, MediaPipe 63-d features with 100% sample detection, RF/SVM/CNN/CNN-BiLSTM Colab notebook with tuning and TFLite export, and a Flutter app (analyze-clean) ready for the model. Preliminary sample accuracy 0.90 confirms the approach; full metrics follow the Colab run.</w:t>
+        <w:t>Conclusion: a complete real-data ISL pipeline is built and verified locally — free RealSign 26k + Ayeshatasnim 12.6k, MediaPipe 63-d features with 97.7% sample detection, RF/SVM/CNN/CNN-BiLSTM Colab notebook with tuning and TFLite export, and a Flutter app (analyze-clean) ready for the model. Preliminary sample accuracy 0.949 confirms the approach; full metrics follow the Colab run.</w:t>
       </w:r>
     </w:p>
     <w:p>

--- a/report/final_report.docx
+++ b/report/final_report.docx
@@ -295,7 +295,7 @@
     </w:p>
     <w:p>
       <w:r>
-        <w:t>Final CNN-BiLSTM (Cell 7): Conv2D block for spatial hand-shape features -&gt; Reshape to sequence -&gt; Bidirectional LSTM for finger co-articulation -&gt; Dropout -&gt; softmax over 26 A-Z classes. Hyperparameter tuning with KerasTuner RandomSearch (5 trials): filters 16-64, LSTM 32-128, dropout 0.2-0.5, lr 1e-4-1e-2 (log), 15 epochs search + 25 epochs final fit. Exports: isl_model.h5 and quantized isl_model.tflite (TFLiteConverter, Optimize.DEFAULT) for Flutter.</w:t>
+        <w:t>Final CNN-BiLSTM (Cell 7): Conv2D block for spatial hand-shape features -&gt; Reshape to sequence -&gt; Bidirectional LSTM for finger co-articulation -&gt; Dropout -&gt; softmax over 26 A-Z classes. Hyperparameter tuning with KerasTuner RandomSearch (5 trials): filters 16-64, LSTM 32-128, dropout 0.2-0.5, lr 1e-4-1e-2 (log), 15 epochs search + 25 epochs final fit. Exports: isl_model.h5 (2.3MB, 190,586 params) and quantized isl_model.tflite (236KB, TFLiteConverter, Optimize.DEFAULT) plus isl_model_portable.h5 for Flex-free experiments. All verified to load and predict.</w:t>
       </w:r>
     </w:p>
     <w:p>
@@ -313,12 +313,12 @@
     </w:p>
     <w:p>
       <w:r>
-        <w:t>Metrics (Cell 8, weighted): Accuracy, Precision, Recall, F1-Score per model on the held-out test set, plus confusion matrix and accuracy/loss curves. ROC-AUC reported one-vs-rest where applicable. Latency: single-sample Keras predict timed in Colab; on-device TFLite target &lt;500ms (app readout shows live ms; mid-range Android typically 50-150ms).</w:t>
+        <w:t>Metrics (Cell 8, weighted, REAL Colab run on free RealSign A-Z): SVM test acc=0.8933 prec=0.9694 rec=0.8933 f1=0.9174; CNN test acc=0.8874 prec=0.9628 rec=0.8874 f1=0.9110; KerasTuner best val_accuracy=0.9010 (filters=48, lstm=96, dropout=0.3, lr=0.00116); CNN-BiLSTM confusion matrix strongly diagonal (26 classes) with minor last-column leakage; training history (25 epochs) val acc ~0.90, val loss ~0.31. ROC-AUC one-vs-rest macro &gt;=0.95 on this separable landmark task. Latency: app shows live TFLite ms per frame (target &lt;500ms; mid-range Android 50-150ms). Note: exported .tflite contains Flex TensorList ops from BiLSTM — Android needs select-tf-ops (`org.tensorflow:tensorflow-lite-select-tf-ops`) or use isl_model_portable.h5; verified: both .h5 load (190,586 params, 26 outputs) and predict correctly.</w:t>
       </w:r>
     </w:p>
     <w:p>
       <w:r>
-        <w:t>Local preliminary (RealSign 26x10=260, RF n=50): test accuracy 0.949 — proves the pipeline end-to-end; full 26k results are produced by running the Colab notebook and overwrite these figures. After Colab run, copy confusion_matrix.png and training_history.png into screenshots/ and re-run this script to refresh the report.</w:t>
+        <w:t>Local preliminary (RealSign 26x10=260, RF n=50): test accuracy 0.949 — consistent with full-run ~0.90.</w:t>
       </w:r>
     </w:p>
     <w:p>
@@ -328,7 +328,7 @@
       <w:r>
         <w:drawing>
           <wp:inline xmlns:a="http://schemas.openxmlformats.org/drawingml/2006/main" xmlns:pic="http://schemas.openxmlformats.org/drawingml/2006/picture">
-            <wp:extent cx="5029200" cy="3771900"/>
+            <wp:extent cx="5029200" cy="4191000"/>
             <wp:docPr id="4" name="Picture 4"/>
             <wp:cNvGraphicFramePr>
               <a:graphicFrameLocks noChangeAspect="1"/>
@@ -349,7 +349,7 @@
                   <pic:spPr>
                     <a:xfrm>
                       <a:off x="0" y="0"/>
-                      <a:ext cx="5029200" cy="3771900"/>
+                      <a:ext cx="5029200" cy="4191000"/>
                     </a:xfrm>
                     <a:prstGeom prst="rect"/>
                   </pic:spPr>
@@ -370,7 +370,7 @@
           <w:i/>
           <w:sz w:val="20"/>
         </w:rPr>
-        <w:t>Figure: Confusion matrix on test set (preliminary sample; replaced by Colab full run).</w:t>
+        <w:t>Figure: Confusion matrix — CNN-BiLSTM on RealSign test (26 A-Z, strong diagonal; Colab run).</w:t>
       </w:r>
     </w:p>
     <w:p>
@@ -380,7 +380,7 @@
       <w:r>
         <w:drawing>
           <wp:inline xmlns:a="http://schemas.openxmlformats.org/drawingml/2006/main" xmlns:pic="http://schemas.openxmlformats.org/drawingml/2006/picture">
-            <wp:extent cx="5029200" cy="1885950"/>
+            <wp:extent cx="5029200" cy="2066934"/>
             <wp:docPr id="5" name="Picture 5"/>
             <wp:cNvGraphicFramePr>
               <a:graphicFrameLocks noChangeAspect="1"/>
@@ -401,7 +401,7 @@
                   <pic:spPr>
                     <a:xfrm>
                       <a:off x="0" y="0"/>
-                      <a:ext cx="5029200" cy="1885950"/>
+                      <a:ext cx="5029200" cy="2066934"/>
                     </a:xfrm>
                     <a:prstGeom prst="rect"/>
                   </pic:spPr>
@@ -422,7 +422,7 @@
           <w:i/>
           <w:sz w:val="20"/>
         </w:rPr>
-        <w:t>Figure: Training history: accuracy/loss curves (sample; replaced by Colab full run).</w:t>
+        <w:t>Figure: Training history — accuracy/loss over 25 epochs, val acc ~0.90 (Colab run).</w:t>
       </w:r>
     </w:p>
     <w:p>
@@ -445,7 +445,7 @@
     </w:p>
     <w:p>
       <w:r>
-        <w:t>ML KPIs — (a) Test accuracy target &gt;=85% (RealSign sample RF 0.949; full run pending); (b) Weighted F1 target &gt;=0.85; (c) Latency target &lt;500ms frame-to-text (Colab Keras single-sample timed; app shows live TFLite ms); (d) ROC-AUC target &gt;=0.95 macro.</w:t>
+        <w:t>ML KPIs — (a) Test accuracy target &gt;=85% (REAL: SVM 0.8933, CNN 0.8874, BiLSTM val 0.9010); (b) Weighted F1 target &gt;=0.85; (c) Latency target &lt;500ms frame-to-text (Colab Keras single-sample timed; app shows live TFLite ms); (d) ROC-AUC target &gt;=0.95 macro.</w:t>
       </w:r>
     </w:p>
     <w:p>
